--- a/dist/submission/p6_meta_VN.docx
+++ b/dist/submission/p6_meta_VN.docx
@@ -54,7 +54,7 @@
         <w:t xml:space="preserve"> </w:t>
       </w:r>
       <w:r>
-        <w:t xml:space="preserve">— MARA trên coded baseline đã xác minh k=238, K=288. r̄=0.074 [0.060, 0.088]; I²=62.4% (L2 within=54.1%, L3 between=8.4%). ICRV Q_M(4)=17.35 (p=.002) omnibus có ý nghĩa (gradient E1a/E1b không đơn điệu); cDAI Q_M(2)=1.23 (p=.541) NS; DPL Q_M(2)=0.56 (p=.755) NS. Egger b=0.475 (SE=0.250, p=.057); Begg τ=−0.134 (p=.0007); trim-and-fill k_imputed=58, adj r=0.035 [0.023, 0.048]. Fail-safe N=45,848 (criterion 5k+10=1,200).</w:t>
+        <w:t xml:space="preserve">— MARA trên coded baseline đã xác minh k=238, K=288. r̄=0.074 [0.060, 0.088]; I²=87.8% (L2 within=76.1%, L3 between=11.8%). ICRV Q_M(4)=17.35 (p=.002) omnibus có ý nghĩa nhưng KHÔNG bền vững — bỏ ô Frontier (k=3) → Q_M(3)=1.49 (p=.68) NS; cDAI Q_M(2)=1.23 (p=.541) NS; DPL Q_M(2)=0.56 (p=.755) NS. Egger b=0.475 (SE=0.250, p=.057); Begg τ=−0.134 (p=.0007); trim-and-fill k_imputed=58, adj r=0.035 [0.023, 0.048]. Fail-safe N=45,848 (criterion 5k+10=1,200).</w:t>
       </w:r>
     </w:p>
     <w:p>
@@ -118,41 +118,13 @@
           <w:iCs/>
           <w:i/>
         </w:rPr>
-        <w:t xml:space="preserve">International Business Review</w:t>
-      </w:r>
-      <w:r>
-        <w:t xml:space="preserve"> </w:t>
-      </w:r>
-      <w:r>
-        <w:t xml:space="preserve">hoặc</w:t>
-      </w:r>
-      <w:r>
-        <w:t xml:space="preserve"> </w:t>
-      </w:r>
-      <w:r>
-        <w:rPr>
-          <w:iCs/>
-          <w:i/>
-        </w:rPr>
-        <w:t xml:space="preserve">Journal of World Business</w:t>
-      </w:r>
-      <w:r>
-        <w:t xml:space="preserve"> </w:t>
-      </w:r>
-      <w:r>
-        <w:t xml:space="preserve">(sau khi hoàn thành WoS/Scopus formal search + phân tích</w:t>
-      </w:r>
-      <w:r>
-        <w:t xml:space="preserve"> </w:t>
-      </w:r>
-      <w:r>
-        <w:rPr>
-          <w:rStyle w:val="VerbatimChar"/>
-        </w:rPr>
-        <w:t xml:space="preserve">metafor</w:t>
-      </w:r>
-      <w:r>
-        <w:t xml:space="preserve">).</w:t>
+        <w:t xml:space="preserve">Management Review Quarterly</w:t>
+      </w:r>
+      <w:r>
+        <w:t xml:space="preserve"> </w:t>
+      </w:r>
+      <w:r>
+        <w:t xml:space="preserve">(Springer, Scopus Q1; đổi từ IBR 2026-05-27) — chấp nhận baseline k=238, độ dài linh hoạt.</w:t>
       </w:r>
     </w:p>
     <w:p>
@@ -215,7 +187,7 @@
         </m:r>
       </m:oMath>
       <w:r>
-        <w:t xml:space="preserve">) và ba khoảng trống chưa được lấp đầy: (1) vai trò điều tiết của áp dụng số cấp quốc gia (cDAI); (2) dị biệt thể chế theo 6 nhóm ICRV trong châu Á và Pacific; (3) tiến trình Vòng đời Nghịch lý Số (DPL) qua ba giai đoạn trước/trong/sau mốc 2009.</w:t>
+        <w:t xml:space="preserve">) và ba khoảng trống chưa được lấp đầy: (1) vai trò điều tiết của áp dụng số cấp quốc gia (cDAI); (2) dị biệt thể chế theo 6 nhóm ICRV trên phạm vi toàn cầu; (3) tiến trình Vòng đời Nghịch lý Số (DPL) qua ba giai đoạn trước/trong/sau mốc 2009.</w:t>
       </w:r>
     </w:p>
     <w:p>
@@ -291,30 +263,7 @@
         <w:t xml:space="preserve"> </w:t>
       </w:r>
       <w:r>
-        <w:t xml:space="preserve">effect sizes từ 49 nền kinh tế. Bảy moderators: 3 mới (ICRV regime, cDAI, DPL phase) + 4 chuẩn (nước xuất xứ, ngành, loại đo lường DOI và FP). Tiền đăng ký OSF (https://osf.io/z37kn) trước khi trích xuất effect sizes; độ tin cậy liên coder Cohen’s</w:t>
-      </w:r>
-      <w:r>
-        <w:t xml:space="preserve"> </w:t>
-      </w:r>
-      <m:oMath>
-        <m:r>
-          <m:t>κ</m:t>
-        </m:r>
-        <m:r>
-          <m:rPr>
-            <m:sty m:val="p"/>
-          </m:rPr>
-          <m:t>≥</m:t>
-        </m:r>
-        <m:r>
-          <m:t>0.70</m:t>
-        </m:r>
-      </m:oMath>
-      <w:r>
-        <w:t xml:space="preserve"> </w:t>
-      </w:r>
-      <w:r>
-        <w:t xml:space="preserve">trên 20% mẫu double-coded.</w:t>
+        <w:t xml:space="preserve">effect sizes từ 49 nền kinh tế. Bảy moderators: 3 mới (ICRV regime, cDAI, DPL phase) + 4 chuẩn (nước xuất xứ, ngành, loại đo lường DOI và FP). Tiền đăng ký OSF (https://osf.io/z37kn) trước khi trích xuất effect sizes. Trích xuất do một coder (tác giả thứ nhất) thực hiện, có hiệu chỉnh protocol trên mẫu pilot và đối soát double-entry với PDF gốc; hạn chế single-coder được nêu minh bạch ở phần Hạn chế.</w:t>
       </w:r>
     </w:p>
     <w:p>
@@ -500,7 +449,7 @@
           <m:t>=</m:t>
         </m:r>
         <m:r>
-          <m:t>62.4</m:t>
+          <m:t>87.8</m:t>
         </m:r>
         <m:r>
           <m:rPr>
@@ -510,7 +459,7 @@
         </m:r>
       </m:oMath>
       <w:r>
-        <w:t xml:space="preserve">) chủ yếu nằm ở trong-nghiên-cứu L2 (54.1%) hơn là giữa-nghiên-cứu L3 (8.4%), cho thấy các lựa chọn phương pháp bên trong nghiên cứu — chứ không phải bối cảnh quốc gia — là nguồn chính của heterogeneity. Moderator ICRV:</w:t>
+        <w:t xml:space="preserve">) chủ yếu nằm ở trong-nghiên-cứu L2 (76.1%) hơn là giữa-nghiên-cứu L3 (11.8%), cho thấy các lựa chọn phương pháp bên trong nghiên cứu — chứ không phải bối cảnh quốc gia — là nguồn chính của heterogeneity. Moderator ICRV:</w:t>
       </w:r>
       <w:r>
         <w:t xml:space="preserve"> </w:t>
@@ -582,10 +531,7 @@
         </m:r>
       </m:oMath>
       <w:r>
-        <w:t xml:space="preserve">) — kiểm định omnibus liên nhóm CÓ ý nghĩa (các regime khác biệt), nhưng không có gradient đơn điệu E1a/E1b do</w:t>
-      </w:r>
-      <w:r>
-        <w:t xml:space="preserve"> </w:t>
+        <w:t xml:space="preserve">) — kiểm định omnibus liên nhóm CÓ ý nghĩa trên toàn mẫu nhưng KHÔNG bền vững: toàn bộ ý nghĩa do ô Frontier nhỏ (k=3) tạo ra, và kiểm định nhạy cảm bỏ ô này trên 4 regime đông dữ liệu (I/II/III/MX) đưa omnibus về không có ý nghĩa (</w:t>
       </w:r>
       <m:oMath>
         <m:sSub>
@@ -600,12 +546,61 @@
             </m:r>
           </m:sub>
         </m:sSub>
+        <m:r>
+          <m:rPr>
+            <m:sty m:val="p"/>
+          </m:rPr>
+          <m:t>=</m:t>
+        </m:r>
+        <m:r>
+          <m:t>1.49</m:t>
+        </m:r>
       </m:oMath>
       <w:r>
-        <w:t xml:space="preserve"> </w:t>
-      </w:r>
-      <w:r>
-        <w:t xml:space="preserve">bị chi phối bởi ô Frontier nhỏ (k=3). cDAI KHÔNG điều tiết đáng kể (</w:t>
+        <w:t xml:space="preserve">,</w:t>
+      </w:r>
+      <w:r>
+        <w:t xml:space="preserve"> </w:t>
+      </w:r>
+      <m:oMath>
+        <m:r>
+          <m:t>d</m:t>
+        </m:r>
+        <m:r>
+          <m:t>f</m:t>
+        </m:r>
+        <m:r>
+          <m:rPr>
+            <m:sty m:val="p"/>
+          </m:rPr>
+          <m:t>=</m:t>
+        </m:r>
+        <m:r>
+          <m:t>3</m:t>
+        </m:r>
+      </m:oMath>
+      <w:r>
+        <w:t xml:space="preserve">,</w:t>
+      </w:r>
+      <w:r>
+        <w:t xml:space="preserve"> </w:t>
+      </w:r>
+      <m:oMath>
+        <m:r>
+          <m:t>p</m:t>
+        </m:r>
+        <m:r>
+          <m:rPr>
+            <m:sty m:val="p"/>
+          </m:rPr>
+          <m:t>=</m:t>
+        </m:r>
+        <m:r>
+          <m:t>.68</m:t>
+        </m:r>
+      </m:oMath>
+      <w:r>
+        <w:t xml:space="preserve">) — ngang với cDAI/DPL; không có gradient đơn điệu E1a/E1b. cDAI KHÔNG điều tiết đáng kể (</w:t>
       </w:r>
       <m:oMath>
         <m:sSub>
@@ -999,7 +994,7 @@
         <w:t xml:space="preserve">Discussion</w:t>
       </w:r>
       <w:r>
-        <w:t xml:space="preserve">: Kết quả tích hợp với Mô hình Điều tiết Số Có điều kiện (CDCM) từ P3 (Việt Nam), P4 (Singapore), P5 (Trung Quốc), xác nhận rằng DAI là conditional scaling resource, không phải uniform premium. Ba đóng góp lý thuyết: three-level MARA đầu tiên cho literature I→P, ICRV 6-regime đầu tiên cho châu Á + Pacific, DPL phase testing đầu tiên systematic. Các moderator số và thời gian cấp quốc gia không có ý nghĩa (cDAI, DPL) được diễn giải qua</w:t>
+        <w:t xml:space="preserve">: Kết quả tích hợp với Mô hình Điều tiết Số Có điều kiện (CDCM) từ P3 (Việt Nam), P4 (Singapore), P5 (Trung Quốc), xác nhận rằng DAI là conditional scaling resource, không phải uniform premium. Ba đóng góp lý thuyết: three-level MARA đầu tiên cho literature I→P, ICRV 6-regime đầu tiên cho một corpus I→P đại diện toàn cầu, DPL phase testing đầu tiên systematic. Các moderator số và thời gian cấp quốc gia không có ý nghĩa (cDAI, DPL) được diễn giải qua</w:t>
       </w:r>
       <w:r>
         <w:t xml:space="preserve"> </w:t>
@@ -1366,13 +1361,13 @@
           <w:bCs/>
           <w:b/>
         </w:rPr>
-        <w:t xml:space="preserve">dị biệt thể chế trong khu vực châu Á và Pacific</w:t>
-      </w:r>
-      <w:r>
-        <w:t xml:space="preserve"> </w:t>
-      </w:r>
-      <w:r>
-        <w:t xml:space="preserve">chưa được mã hóa một cách hệ thống. Marano et al. (2016) phân tách home country institutions thành sáu nhóm tổng quát toàn cầu, nhưng chưa có meta nào áp dụng phân loại ICRV 6-regime (Institutional Context Regime Variation) cho riêng châu Á và Pacific — khu vực có phổ thể chế rộng nhất thế giới, từ Singapore (WGI &gt; +1.50) đến Afghanistan (WGI &lt; −2.00).</w:t>
+        <w:t xml:space="preserve">dị biệt thể chế</w:t>
+      </w:r>
+      <w:r>
+        <w:t xml:space="preserve"> </w:t>
+      </w:r>
+      <w:r>
+        <w:t xml:space="preserve">chưa được mã hóa một cách hệ thống ở độ phân giải đủ tinh. Marano et al. (2016) phân tách home country institutions thành sáu nhóm tổng quát toàn cầu, nhưng chưa có meta nào áp dụng phân loại ICRV 6-regime (Institutional Context Regime Variation) cho một corpus I→P đại diện toàn cầu — corpus trải phổ thể chế rộng nhất, từ Singapore (WGI &gt; +1.50) đến Afghanistan (WGI &lt; −2.00).</w:t>
       </w:r>
     </w:p>
     <w:p>
@@ -1487,13 +1482,13 @@
       </w:r>
     </w:p>
     <w:bookmarkEnd w:id="23"/>
-    <w:bookmarkStart w:id="24" w:name="X60c7c592f499a3ec865d8ca638b499335c825b2"/>
+    <w:bookmarkStart w:id="24" w:name="Xa5f22aac61b7cb94e0330389c3a3ff0185a3aa2"/>
     <w:p>
       <w:pPr>
         <w:pStyle w:val="Heading3"/>
       </w:pPr>
       <w:r>
-        <w:t xml:space="preserve">1.4 Gap 2: ICRV 6-regime chưa áp dụng cho châu Á + Pacific</w:t>
+        <w:t xml:space="preserve">1.4 Gap 2: ICRV 6-regime chưa kiểm định trên corpus I→P toàn cầu</w:t>
       </w:r>
     </w:p>
     <w:p>
@@ -1747,7 +1742,7 @@
         <w:t xml:space="preserve">Khoảng trống</w:t>
       </w:r>
       <w:r>
-        <w:t xml:space="preserve">: Marano et al. (2016) cung cấp meta-analytic evidence về home country institutions ở cấp tổng quát. Khanna và Palepu (2010) phân tích institutional voids. North (1990) thiết lập nền lý thuyết. Tuy nhiên, không meta nào áp dụng phân loại 6-regime cho khu vực châu Á và Pacific — nơi sự dị biệt thể chế lớn nhất. Doanh nghiệp từ Singapore (Regime I) vận hành theo logic hoàn toàn khác doanh nghiệp từ Afghanistan (Frontier) dù cùng khu vực địa lý.</w:t>
+        <w:t xml:space="preserve">: Marano et al. (2016) cung cấp meta-analytic evidence về home country institutions ở cấp tổng quát. Khanna và Palepu (2010) phân tích institutional voids. North (1990) thiết lập nền lý thuyết. Tuy nhiên, không meta nào áp dụng phân loại 6-regime cho một corpus I→P đại diện toàn cầu — corpus trải phổ thể chế rộng nhất. Doanh nghiệp từ Singapore (Regime I) vận hành theo logic hoàn toàn khác doanh nghiệp từ Afghanistan (Frontier).</w:t>
       </w:r>
     </w:p>
     <w:p>
@@ -1898,30 +1893,7 @@
         <w:t xml:space="preserve">Methodological</w:t>
       </w:r>
       <w:r>
-        <w:t xml:space="preserve">: (1) Phân tích tổng hợp hồi quy ba cấp — three-level MARA theo Cheung (2014) và Van den Noortgate et al. (2013) — đầu tiên trong literature I→P, phân tách heterogeneity thành ba cấp (sampling error, within-study, between-study); (2) Tiền đăng ký OSF trước khi trích xuất effect sizes mới để đảm bảo transparency; (3) Inter-coder reliability với Cohen’s</w:t>
-      </w:r>
-      <w:r>
-        <w:t xml:space="preserve"> </w:t>
-      </w:r>
-      <m:oMath>
-        <m:r>
-          <m:t>κ</m:t>
-        </m:r>
-        <m:r>
-          <m:rPr>
-            <m:sty m:val="p"/>
-          </m:rPr>
-          <m:t>≥</m:t>
-        </m:r>
-        <m:r>
-          <m:t>0.7</m:t>
-        </m:r>
-      </m:oMath>
-      <w:r>
-        <w:t xml:space="preserve"> </w:t>
-      </w:r>
-      <w:r>
-        <w:t xml:space="preserve">trên 20% double-coded subset.</w:t>
+        <w:t xml:space="preserve">: (1) Phân tích tổng hợp hồi quy ba cấp — three-level MARA theo Cheung (2014) và Van den Noortgate et al. (2013) — đầu tiên trong literature I→P, phân tách heterogeneity thành ba cấp (sampling error, within-study, between-study); (2) Tiền đăng ký OSF trước khi trích xuất effect sizes mới để đảm bảo transparency.</w:t>
       </w:r>
     </w:p>
     <w:p>
@@ -1936,7 +1908,7 @@
         <w:t xml:space="preserve">Theoretical</w:t>
       </w:r>
       <w:r>
-        <w:t xml:space="preserve">: (4) Kiểm định ICRV 6-regime đầu tiên cho khu vực châu Á + Pacific như moderator của I→P, lấp đầy khoảng trống của Marano et al. (2016); (5) Kiểm định cDAI đầu tiên ở cấp quốc gia như meta-analytic moderator, lấp đầy khoảng trống của Bhandari et al. (2023); (6) Kiểm định DPL phase đầu tiên systematic như temporal moderator, lấp đầy khoảng trống của Brynjolfsson et al. (2021).</w:t>
+        <w:t xml:space="preserve">: (4) Kiểm định ICRV 6-regime đầu tiên áp dụng cho một corpus I→P đại diện toàn cầu (k=238, 49 nền kinh tế; 5/6 nhóm có dữ liệu) như moderator của I→P, lấp đầy khoảng trống của Marano et al. (2016); (5) Kiểm định cDAI đầu tiên ở cấp quốc gia như meta-analytic moderator, lấp đầy khoảng trống của Bhandari et al. (2023); (6) Kiểm định DPL phase đầu tiên systematic như temporal moderator, lấp đầy khoảng trống của Brynjolfsson et al. (2021).</w:t>
       </w:r>
     </w:p>
     <w:p>
@@ -1974,7 +1946,7 @@
         <w:t xml:space="preserve"> </w:t>
       </w:r>
       <w:r>
-        <w:t xml:space="preserve">nghiên cứu sơ cấp từ tìm kiếm hệ thống (WoS + Scopus, 1977–2026) và backward citation scan, mở rộng coverage sang 2023–2026 (AI era) — pool lớn nhất từ trước đến nay trong literature I→P cho khu vực châu Á và Pacific; (8) Subgroup analysis theo khung ICRV 6-regime — với 5 ô có dữ liệu (ô SIDS/Nhóm VI không có nghiên cứu đạt chuẩn) — khu vực underrepresented và heterogeneous nhất trong các meta-analyses trước.</w:t>
+        <w:t xml:space="preserve">nghiên cứu sơ cấp từ tìm kiếm hệ thống (WoS + Scopus, 1977–2026) và backward citation scan, mở rộng coverage sang 2023–2026 (AI era) — pool I→P đại diện toàn cầu lớn nhất từ trước đến nay (49 nền kinh tế); (8) Subgroup analysis theo khung ICRV 6-regime — với 5 ô có dữ liệu (ô SIDS/Nhóm VI không có nghiên cứu đạt chuẩn) — phổ thể chế underrepresented và heterogeneous nhất trong các meta-analyses trước.</w:t>
       </w:r>
     </w:p>
     <w:bookmarkEnd w:id="26"/>
@@ -2104,7 +2076,7 @@
         <w:t xml:space="preserve"> </w:t>
       </w:r>
       <w:r>
-        <w:t xml:space="preserve">(North, 1990; Scott, 1995; Khanna &amp; Palepu, 2010) cho rằng thể chế tạo ra cấu trúc khuyến khích và chi phí giao dịch khác nhau. Ở emerging markets, institutional voids — thiếu hụt thể chế trung gian — tăng chi phí cho internationalization. Marano et al. (2016) cung cấp meta-analytic evidence rằng home country institutions điều tiết I→P. Nghiên cứu này mở rộng bằng ICRV 6-regime đặc thù cho châu Á và Pacific.</w:t>
+        <w:t xml:space="preserve">(North, 1990; Scott, 1995; Khanna &amp; Palepu, 2010) cho rằng thể chế tạo ra cấu trúc khuyến khích và chi phí giao dịch khác nhau. Ở emerging markets, institutional voids — thiếu hụt thể chế trung gian — tăng chi phí cho internationalization. Marano et al. (2016) cung cấp meta-analytic evidence rằng home country institutions điều tiết I→P. Nghiên cứu này mở rộng bằng ICRV 6-regime áp dụng cho corpus I→P toàn cầu.</w:t>
       </w:r>
     </w:p>
     <w:p>
@@ -2401,7 +2373,7 @@
         <w:t xml:space="preserve">Phân biệt</w:t>
       </w:r>
       <w:r>
-        <w:t xml:space="preserve">: Khác Marano et al. (2016) — ICRV 6-regime được thiết kế đặc thù cho châu Á + Pacific, sử dụng WGI Rule of Law với thresholds</w:t>
+        <w:t xml:space="preserve">: Khác Marano et al. (2016) — ICRV 6-regime áp dụng cho corpus I→P toàn cầu, sử dụng WGI Rule of Law với thresholds</w:t>
       </w:r>
       <w:r>
         <w:t xml:space="preserve"> </w:t>
@@ -3454,6 +3426,80 @@
       </w:pPr>
       <w:r>
         <w:t xml:space="preserve">OSF preregistration xác định trước: câu hỏi nghiên cứu, tiêu chí inclusion/exclusion, coding protocol 7 moderators, kế hoạch phân tích three-level MARA.</w:t>
+      </w:r>
+    </w:p>
+    <w:p>
+      <w:pPr>
+        <w:pStyle w:val="BodyText"/>
+      </w:pPr>
+      <w:r>
+        <w:rPr>
+          <w:bCs/>
+          <w:b/>
+        </w:rPr>
+        <w:t xml:space="preserve">Sai lệch so với tiền đăng ký (PRISMA 2020, Item 24c)</w:t>
+      </w:r>
+      <w:r>
+        <w:t xml:space="preserve">: Bản tiền đăng ký (§8.3) cam kết double-code 20% mẫu với hai coder độc lập, target Cohen’s</w:t>
+      </w:r>
+      <w:r>
+        <w:t xml:space="preserve"> </w:t>
+      </w:r>
+      <m:oMath>
+        <m:r>
+          <m:t>κ</m:t>
+        </m:r>
+        <m:r>
+          <m:rPr>
+            <m:sty m:val="p"/>
+          </m:rPr>
+          <m:t>≥</m:t>
+        </m:r>
+        <m:r>
+          <m:t>0.70</m:t>
+        </m:r>
+      </m:oMath>
+      <w:r>
+        <w:t xml:space="preserve"> </w:t>
+      </w:r>
+      <w:r>
+        <w:t xml:space="preserve">(categorical) và ICC</w:t>
+      </w:r>
+      <w:r>
+        <w:t xml:space="preserve"> </w:t>
+      </w:r>
+      <m:oMath>
+        <m:r>
+          <m:rPr>
+            <m:sty m:val="p"/>
+          </m:rPr>
+          <m:t>≥</m:t>
+        </m:r>
+        <m:r>
+          <m:t>0.80</m:t>
+        </m:r>
+      </m:oMath>
+      <w:r>
+        <w:t xml:space="preserve"> </w:t>
+      </w:r>
+      <w:r>
+        <w:t xml:space="preserve">(continuous). Trên thực tế không có coder thứ hai, nên toàn bộ trích xuất và mã hóa do một coder (tác giả thứ nhất) thực hiện. Do đó</w:t>
+      </w:r>
+      <w:r>
+        <w:t xml:space="preserve"> </w:t>
+      </w:r>
+      <w:r>
+        <w:rPr>
+          <w:bCs/>
+          <w:b/>
+        </w:rPr>
+        <w:t xml:space="preserve">không báo cáo</w:t>
+      </w:r>
+      <w:r>
+        <w:t xml:space="preserve"> </w:t>
+      </w:r>
+      <w:r>
+        <w:t xml:space="preserve">chỉ số inter-coder reliability; chất lượng mã hóa được bảo đảm bằng hiệu chỉnh protocol trên mẫu pilot và đối soát double-entry với PDF gốc (§3.7). Bản tiền đăng ký đông cứng trên OSF giữ nguyên cam kết gốc; sai lệch này được nêu minh bạch tại đây. Bổ sung double-coding để báo cáo κ là ưu tiên cho đợt formal-search mở rộng.</w:t>
       </w:r>
     </w:p>
     <w:bookmarkEnd w:id="35"/>
@@ -4270,10 +4316,37 @@
           <w:bCs/>
           <w:b/>
         </w:rPr>
-        <w:t xml:space="preserve">Inter-coder reliability</w:t>
-      </w:r>
-      <w:r>
-        <w:t xml:space="preserve">: Double-code 20% sample (≈26 studies) với coder thứ hai (RA hoặc peer). Tính Cohen’s</w:t>
+        <w:t xml:space="preserve">Chất lượng mã hóa</w:t>
+      </w:r>
+      <w:r>
+        <w:t xml:space="preserve">: Trích xuất và mã hóa moderator do một coder (tác giả thứ nhất) thực hiện theo protocol Phụ lục B, có hiệu chỉnh trên mẫu pilot 10 studies và đối soát double-entry (nhập lại</w:t>
+      </w:r>
+      <w:r>
+        <w:t xml:space="preserve"> </w:t>
+      </w:r>
+      <w:r>
+        <w:rPr>
+          <w:rStyle w:val="VerbatimChar"/>
+        </w:rPr>
+        <w:t xml:space="preserve">r</w:t>
+      </w:r>
+      <w:r>
+        <w:t xml:space="preserve">,</w:t>
+      </w:r>
+      <w:r>
+        <w:t xml:space="preserve"> </w:t>
+      </w:r>
+      <w:r>
+        <w:rPr>
+          <w:rStyle w:val="VerbatimChar"/>
+        </w:rPr>
+        <w:t xml:space="preserve">n</w:t>
+      </w:r>
+      <w:r>
+        <w:t xml:space="preserve"> </w:t>
+      </w:r>
+      <w:r>
+        <w:t xml:space="preserve">và mã moderator, so với PDF gốc). Do single-coder nên không tính được Cohen’s</w:t>
       </w:r>
       <w:r>
         <w:t xml:space="preserve"> </w:t>
@@ -4284,30 +4357,7 @@
         </m:r>
       </m:oMath>
       <w:r>
-        <w:t xml:space="preserve"> </w:t>
-      </w:r>
-      <w:r>
-        <w:t xml:space="preserve">riêng cho ICRV, cDAI, DPL. Target</w:t>
-      </w:r>
-      <w:r>
-        <w:t xml:space="preserve"> </w:t>
-      </w:r>
-      <m:oMath>
-        <m:r>
-          <m:t>κ</m:t>
-        </m:r>
-        <m:r>
-          <m:rPr>
-            <m:sty m:val="p"/>
-          </m:rPr>
-          <m:t>≥</m:t>
-        </m:r>
-        <m:r>
-          <m:t>0.70</m:t>
-        </m:r>
-      </m:oMath>
-      <w:r>
-        <w:t xml:space="preserve">. Resolve disagreements qua discussion; document trong Appendix C.</w:t>
+        <w:t xml:space="preserve">; hạn chế này nêu ở phần Hạn chế (xem §3.7).</w:t>
       </w:r>
     </w:p>
     <w:bookmarkEnd w:id="37"/>
@@ -6578,13 +6628,13 @@
       </m:oMath>
     </w:p>
     <w:bookmarkEnd w:id="40"/>
-    <w:bookmarkStart w:id="41" w:name="inter-coder-reliability"/>
+    <w:bookmarkStart w:id="41" w:name="Xdd7158d48628566e0ddf11a4e50a81df18f5d49"/>
     <w:p>
       <w:pPr>
         <w:pStyle w:val="Heading3"/>
       </w:pPr>
       <w:r>
-        <w:t xml:space="preserve">3.7 Inter-coder reliability</w:t>
+        <w:t xml:space="preserve">3.7 Chất lượng mã hóa và hạn chế single-coder</w:t>
       </w:r>
     </w:p>
     <w:p>
@@ -6596,24 +6646,37 @@
           <w:bCs/>
           <w:b/>
         </w:rPr>
-        <w:t xml:space="preserve">Protocol</w:t>
-      </w:r>
-      <w:r>
-        <w:t xml:space="preserve">: Coder 1 (NCS) code tất cả 234 studies. Coder 2 (RA hoặc peer) double-code ngẫu nhiên 47 studies (20%). Tính Cohen’s</w:t>
-      </w:r>
-      <w:r>
-        <w:t xml:space="preserve"> </w:t>
-      </w:r>
-      <m:oMath>
-        <m:r>
-          <m:t>κ</m:t>
-        </m:r>
-      </m:oMath>
-      <w:r>
-        <w:t xml:space="preserve"> </w:t>
-      </w:r>
-      <w:r>
-        <w:t xml:space="preserve">riêng cho: (a) ICRV regime (5 nhóm), (b) cDAI quartile (3 nhóm), (c) DPL phase (3 nhóm).</w:t>
+        <w:t xml:space="preserve">Quy trình</w:t>
+      </w:r>
+      <w:r>
+        <w:t xml:space="preserve">: Toàn bộ trích xuất effect size và mã hóa moderator do một coder (tác giả thứ nhất) thực hiện theo protocol Phụ lục B. Để bảo đảm chất lượng: (i) hiệu chỉnh protocol trên mẫu pilot 10 studies, ghi lại các quy tắc quyết định khó trước khi trích xuất toàn bộ; (ii) đối soát double-entry — nhập lại</w:t>
+      </w:r>
+      <w:r>
+        <w:t xml:space="preserve"> </w:t>
+      </w:r>
+      <w:r>
+        <w:rPr>
+          <w:rStyle w:val="VerbatimChar"/>
+        </w:rPr>
+        <w:t xml:space="preserve">r</w:t>
+      </w:r>
+      <w:r>
+        <w:t xml:space="preserve">,</w:t>
+      </w:r>
+      <w:r>
+        <w:t xml:space="preserve"> </w:t>
+      </w:r>
+      <w:r>
+        <w:rPr>
+          <w:rStyle w:val="VerbatimChar"/>
+        </w:rPr>
+        <w:t xml:space="preserve">n</w:t>
+      </w:r>
+      <w:r>
+        <w:t xml:space="preserve"> </w:t>
+      </w:r>
+      <w:r>
+        <w:t xml:space="preserve">và mã moderator rồi so với PDF gốc để bắt lỗi sao chép; (iii) các moderator neo vào bảng tham chiếu ngoài (ICRV từ WGI Rule of Law, cDAI từ WB/ITU, DPL từ năm dữ liệu trung vị) có thể tái lập máy móc từ giá trị nguồn, cho phép kiểm chứng độc lập.</w:t>
       </w:r>
     </w:p>
     <w:p>
@@ -6625,10 +6688,10 @@
           <w:bCs/>
           <w:b/>
         </w:rPr>
-        <w:t xml:space="preserve">Target</w:t>
-      </w:r>
-      <w:r>
-        <w:t xml:space="preserve">:</w:t>
+        <w:t xml:space="preserve">Hạn chế</w:t>
+      </w:r>
+      <w:r>
+        <w:t xml:space="preserve">: Do chỉ có một coder, không tính được Cohen’s</w:t>
       </w:r>
       <w:r>
         <w:t xml:space="preserve"> </w:t>
@@ -6637,111 +6700,12 @@
         <m:r>
           <m:t>κ</m:t>
         </m:r>
-        <m:r>
-          <m:rPr>
-            <m:sty m:val="p"/>
-          </m:rPr>
-          <m:t>≥</m:t>
-        </m:r>
-        <m:r>
-          <m:t>0.70</m:t>
-        </m:r>
       </m:oMath>
       <w:r>
         <w:t xml:space="preserve"> </w:t>
       </w:r>
       <w:r>
-        <w:t xml:space="preserve">cho cả ba moderator. Nếu</w:t>
-      </w:r>
-      <w:r>
-        <w:t xml:space="preserve"> </w:t>
-      </w:r>
-      <m:oMath>
-        <m:r>
-          <m:t>κ</m:t>
-        </m:r>
-        <m:r>
-          <m:rPr>
-            <m:sty m:val="p"/>
-          </m:rPr>
-          <m:t>&lt;</m:t>
-        </m:r>
-        <m:r>
-          <m:t>0.70</m:t>
-        </m:r>
-      </m:oMath>
-      <w:r>
-        <w:t xml:space="preserve">: (i) thảo luận để resolve disagreements, (ii) refine coding protocol, (iii) double-code thêm 20 studies, (iv) re-calculate.</w:t>
-      </w:r>
-    </w:p>
-    <w:p>
-      <w:pPr>
-        <w:pStyle w:val="BodyText"/>
-      </w:pPr>
-      <w:r>
-        <w:rPr>
-          <w:bCs/>
-          <w:b/>
-        </w:rPr>
-        <w:t xml:space="preserve">Ngưỡng diễn giải</w:t>
-      </w:r>
-      <w:r>
-        <w:t xml:space="preserve">:</w:t>
-      </w:r>
-      <w:r>
-        <w:t xml:space="preserve"> </w:t>
-      </w:r>
-      <m:oMath>
-        <m:r>
-          <m:t>κ</m:t>
-        </m:r>
-        <m:r>
-          <m:rPr>
-            <m:sty m:val="p"/>
-          </m:rPr>
-          <m:t>=</m:t>
-        </m:r>
-        <m:r>
-          <m:t>0.61</m:t>
-        </m:r>
-        <m:r>
-          <m:rPr>
-            <m:sty m:val="p"/>
-          </m:rPr>
-          <m:t>−</m:t>
-        </m:r>
-        <m:r>
-          <m:t>0.80</m:t>
-        </m:r>
-      </m:oMath>
-      <w:r>
-        <w:t xml:space="preserve"> </w:t>
-      </w:r>
-      <w:r>
-        <w:t xml:space="preserve">(substantial),</w:t>
-      </w:r>
-      <w:r>
-        <w:t xml:space="preserve"> </w:t>
-      </w:r>
-      <m:oMath>
-        <m:r>
-          <m:t>κ</m:t>
-        </m:r>
-        <m:r>
-          <m:rPr>
-            <m:sty m:val="p"/>
-          </m:rPr>
-          <m:t>&gt;</m:t>
-        </m:r>
-        <m:r>
-          <m:t>0.80</m:t>
-        </m:r>
-      </m:oMath>
-      <w:r>
-        <w:t xml:space="preserve"> </w:t>
-      </w:r>
-      <w:r>
-        <w:t xml:space="preserve">(almost perfect) — Landis &amp; Koch (1977).</w:t>
+        <w:t xml:space="preserve">(κ đòi hỏi hai coder độc lập) và các quyết định mã hóa không được cross-validate. Đây là hạn chế được nêu minh bạch; bổ sung double-coding để báo cáo reliability là ưu tiên cho đợt formal-search mở rộng.</w:t>
       </w:r>
     </w:p>
     <w:p>
@@ -9655,7 +9619,7 @@
           <m:t>=</m:t>
         </m:r>
         <m:r>
-          <m:t>62.4</m:t>
+          <m:t>87.8</m:t>
         </m:r>
         <m:r>
           <m:rPr>
@@ -9710,7 +9674,7 @@
           <m:t>=</m:t>
         </m:r>
         <m:r>
-          <m:t>54.1</m:t>
+          <m:t>76.1</m:t>
         </m:r>
         <m:r>
           <m:rPr>
@@ -9771,7 +9735,7 @@
           <m:t>=</m:t>
         </m:r>
         <m:r>
-          <m:t>8.4</m:t>
+          <m:t>11.8</m:t>
         </m:r>
         <m:r>
           <m:rPr>
@@ -9784,7 +9748,45 @@
         <w:t xml:space="preserve"> </w:t>
       </w:r>
       <w:r>
-        <w:t xml:space="preserve">(Level 3, between-study). Con số này consistent với</w:t>
+        <w:t xml:space="preserve">(Level 3, between-study);</w:t>
+      </w:r>
+      <w:r>
+        <w:t xml:space="preserve"> </w:t>
+      </w:r>
+      <m:oMath>
+        <m:sSup>
+          <m:e>
+            <m:r>
+              <m:t>I</m:t>
+            </m:r>
+          </m:e>
+          <m:sup>
+            <m:r>
+              <m:t>2</m:t>
+            </m:r>
+          </m:sup>
+        </m:sSup>
+      </m:oMath>
+      <w:r>
+        <w:t xml:space="preserve"> </w:t>
+      </w:r>
+      <w:r>
+        <w:t xml:space="preserve">được tính theo ước lượng phương sai điển hình Higgins–Thompson cho mô hình đa cấp (đúng như</w:t>
+      </w:r>
+      <w:r>
+        <w:t xml:space="preserve"> </w:t>
+      </w:r>
+      <w:r>
+        <w:rPr>
+          <w:rStyle w:val="VerbatimChar"/>
+        </w:rPr>
+        <w:t xml:space="preserve">metafor</w:t>
+      </w:r>
+      <w:r>
+        <w:t xml:space="preserve"> </w:t>
+      </w:r>
+      <w:r>
+        <w:t xml:space="preserve">mặc định). Con số này consistent với</w:t>
       </w:r>
       <w:r>
         <w:t xml:space="preserve"> </w:t>
@@ -10756,7 +10758,7 @@
         </m:r>
       </m:oMath>
       <w:r>
-        <w:t xml:space="preserve">) — kiểm định omnibus liên nhóm CÓ ý nghĩa thống kê (xác nhận rằng hiệu ứng I→P khác biệt giữa các regime thể chế), nhưng sự khác biệt KHÔNG hình thành một gradient đơn điệu theo chiều kỳ vọng E1a/E1b — phần lớn</w:t>
+        <w:t xml:space="preserve">) — kiểm định omnibus liên nhóm CÓ ý nghĩa thống kê trên toàn mẫu, nhưng KHÔNG bền vững. Toàn bộ ý nghĩa do ô Frontier nhỏ, hiệu ứng cao (k=3) tạo ra: kiểm định nhạy cảm bỏ ô Frontier, ước lượng lại trên 4 regime đông dữ liệu (I/II/III/MX, K=285), đưa moderation liên nhóm về</w:t>
       </w:r>
       <w:r>
         <w:t xml:space="preserve"> </w:t>
@@ -10774,12 +10776,61 @@
             </m:r>
           </m:sub>
         </m:sSub>
+        <m:r>
+          <m:rPr>
+            <m:sty m:val="p"/>
+          </m:rPr>
+          <m:t>=</m:t>
+        </m:r>
+        <m:r>
+          <m:t>1.49</m:t>
+        </m:r>
       </m:oMath>
       <w:r>
         <w:t xml:space="preserve"> </w:t>
       </w:r>
       <w:r>
-        <w:t xml:space="preserve">do ô Frontier nhỏ, hiệu ứng cao tạo ra:</w:t>
+        <w:t xml:space="preserve">(</w:t>
+      </w:r>
+      <m:oMath>
+        <m:r>
+          <m:t>d</m:t>
+        </m:r>
+        <m:r>
+          <m:t>f</m:t>
+        </m:r>
+        <m:r>
+          <m:rPr>
+            <m:sty m:val="p"/>
+          </m:rPr>
+          <m:t>=</m:t>
+        </m:r>
+        <m:r>
+          <m:t>3</m:t>
+        </m:r>
+      </m:oMath>
+      <w:r>
+        <w:t xml:space="preserve">,</w:t>
+      </w:r>
+      <w:r>
+        <w:t xml:space="preserve"> </w:t>
+      </w:r>
+      <m:oMath>
+        <m:r>
+          <m:t>p</m:t>
+        </m:r>
+        <m:r>
+          <m:rPr>
+            <m:sty m:val="p"/>
+          </m:rPr>
+          <m:t>=</m:t>
+        </m:r>
+        <m:r>
+          <m:t>.68</m:t>
+        </m:r>
+      </m:oMath>
+      <w:r>
+        <w:t xml:space="preserve">) — không có ý nghĩa và ngang bằng với cDAI/DPL. Sự khác biệt vì vậy KHÔNG hình thành một gradient đơn điệu theo chiều kỳ vọng E1a/E1b:</w:t>
       </w:r>
     </w:p>
     <w:p>
@@ -11220,25 +11271,7 @@
         <w:t xml:space="preserve"> </w:t>
       </w:r>
       <w:r>
-        <w:t xml:space="preserve">quá nhỏ, không đáng tin cậy). Gradient I&gt;III&gt;II&gt;MX không theo chiều kỳ vọng; Hm2 chỉ</w:t>
-      </w:r>
-      <w:r>
-        <w:t xml:space="preserve"> </w:t>
-      </w:r>
-      <w:r>
-        <w:t xml:space="preserve">“</w:t>
-      </w:r>
-      <w:r>
-        <w:t xml:space="preserve">partially supported</w:t>
-      </w:r>
-      <w:r>
-        <w:t xml:space="preserve">”</w:t>
-      </w:r>
-      <w:r>
-        <w:t xml:space="preserve"> </w:t>
-      </w:r>
-      <w:r>
-        <w:t xml:space="preserve">do FR anomaly. SIDS không có đủ effect sizes trong pool hiện tại để phân tích subgroup riêng. Đối chiếu hệ chuẩn luận án: P6 II ≡ luận án III, P6 III ≡ luận án IV, FR ≡ V, SIDS ≡ VI (xem Mục 1.4).</w:t>
+        <w:t xml:space="preserve">quá nhỏ, không đáng tin cậy). Gradient I&gt;III&gt;II&gt;MX không theo chiều kỳ vọng; moderation ICRV KHÔNG bền vững (bỏ ô FR → Q_M=1.49, p=.68, NS). SIDS không có đủ effect sizes trong pool hiện tại để phân tích subgroup riêng. Đối chiếu hệ chuẩn luận án: P6 II ≡ luận án III, P6 III ≡ luận án IV, FR ≡ V, SIDS ≡ VI (xem Mục 1.4).</w:t>
       </w:r>
     </w:p>
     <w:bookmarkEnd w:id="45"/>
@@ -13794,7 +13827,7 @@
         <w:t xml:space="preserve">Implication meta-analytic</w:t>
       </w:r>
       <w:r>
-        <w:t xml:space="preserve">: Kiểm định omnibus ICRV liên nhóm CÓ ý nghĩa (</w:t>
+        <w:t xml:space="preserve">: Kiểm định omnibus ICRV liên nhóm CÓ ý nghĩa trên toàn mẫu (</w:t>
       </w:r>
       <m:oMath>
         <m:sSub>
@@ -13840,25 +13873,7 @@
         </m:r>
       </m:oMath>
       <w:r>
-        <w:t xml:space="preserve">; Hm2 ở khía cạnh</w:t>
-      </w:r>
-      <w:r>
-        <w:t xml:space="preserve"> </w:t>
-      </w:r>
-      <w:r>
-        <w:t xml:space="preserve">“</w:t>
-      </w:r>
-      <w:r>
-        <w:t xml:space="preserve">các regime khác biệt</w:t>
-      </w:r>
-      <w:r>
-        <w:t xml:space="preserve">”</w:t>
-      </w:r>
-      <w:r>
-        <w:t xml:space="preserve"> </w:t>
-      </w:r>
-      <w:r>
-        <w:t xml:space="preserve">được ủng hộ), nhưng KHÔNG hình thành gradient đơn điệu — FR anomaly (k=3) là nguồn chính của</w:t>
+        <w:t xml:space="preserve">) nhưng KHÔNG bền vững: FR anomaly (k=3) là nguồn chính của</w:t>
       </w:r>
       <w:r>
         <w:t xml:space="preserve"> </w:t>
@@ -13878,7 +13893,53 @@
         </m:sSub>
       </m:oMath>
       <w:r>
-        <w:t xml:space="preserve">, nên propositions khám phá E1a/E1b không được xác nhận. cDAI và DPL đều không có ý nghĩa. Phát hiện chính là thiên lệch công bố:</w:t>
+        <w:t xml:space="preserve">, bỏ ô này thì omnibus về không có ý nghĩa (</w:t>
+      </w:r>
+      <m:oMath>
+        <m:sSub>
+          <m:e>
+            <m:r>
+              <m:t>Q</m:t>
+            </m:r>
+          </m:e>
+          <m:sub>
+            <m:r>
+              <m:t>M</m:t>
+            </m:r>
+          </m:sub>
+        </m:sSub>
+        <m:r>
+          <m:rPr>
+            <m:sty m:val="p"/>
+          </m:rPr>
+          <m:t>=</m:t>
+        </m:r>
+        <m:r>
+          <m:t>1.49</m:t>
+        </m:r>
+      </m:oMath>
+      <w:r>
+        <w:t xml:space="preserve">,</w:t>
+      </w:r>
+      <w:r>
+        <w:t xml:space="preserve"> </w:t>
+      </w:r>
+      <m:oMath>
+        <m:r>
+          <m:t>p</m:t>
+        </m:r>
+        <m:r>
+          <m:rPr>
+            <m:sty m:val="p"/>
+          </m:rPr>
+          <m:t>=</m:t>
+        </m:r>
+        <m:r>
+          <m:t>.68</m:t>
+        </m:r>
+      </m:oMath>
+      <w:r>
+        <w:t xml:space="preserve">). Vì vậy moderation thể chế trực tiếp ở cấp literature là yếu/không robust, và propositions khám phá E1a/E1b không được xác nhận. cDAI và DPL đều không có ý nghĩa. Phát hiện chính là thiên lệch công bố:</w:t>
       </w:r>
       <w:r>
         <w:t xml:space="preserve"> </w:t>
@@ -14029,7 +14090,7 @@
           <m:t>=</m:t>
         </m:r>
         <m:r>
-          <m:t>54.1</m:t>
+          <m:t>76.1</m:t>
         </m:r>
         <m:r>
           <m:rPr>
@@ -14120,7 +14181,7 @@
           <m:t>=</m:t>
         </m:r>
         <m:r>
-          <m:t>8.4</m:t>
+          <m:t>11.8</m:t>
         </m:r>
         <m:r>
           <m:rPr>
@@ -14285,7 +14346,7 @@
           <w:bCs/>
           <w:b/>
         </w:rPr>
-        <w:t xml:space="preserve">Đóng góp 3 — ICRV moderation có ý nghĩa nhưng không đơn điệu</w:t>
+        <w:t xml:space="preserve">Đóng góp 3 — ICRV moderation có ý nghĩa trên toàn mẫu nhưng KHÔNG bền vững</w:t>
       </w:r>
       <w:r>
         <w:t xml:space="preserve">: Kiểm định omnibus</w:t>
@@ -14337,7 +14398,79 @@
         </m:r>
       </m:oMath>
       <w:r>
-        <w:t xml:space="preserve">) CÓ ý nghĩa thống kê — các regime thể chế khác biệt — nhưng FR anomaly (k=3) là driver chính, nên không có gradient ICRV đơn điệu từ data thực tế; cần thêm studies ở Frontier và SIDS để adjudicate propositions E1a/E1b.</w:t>
+        <w:t xml:space="preserve">) CÓ ý nghĩa trên toàn mẫu, nhưng FR anomaly (k=3) là driver duy nhất — kiểm định nhạy cảm bỏ ô này đưa</w:t>
+      </w:r>
+      <w:r>
+        <w:t xml:space="preserve"> </w:t>
+      </w:r>
+      <m:oMath>
+        <m:sSub>
+          <m:e>
+            <m:r>
+              <m:t>Q</m:t>
+            </m:r>
+          </m:e>
+          <m:sub>
+            <m:r>
+              <m:t>M</m:t>
+            </m:r>
+          </m:sub>
+        </m:sSub>
+        <m:r>
+          <m:rPr>
+            <m:sty m:val="p"/>
+          </m:rPr>
+          <m:t>=</m:t>
+        </m:r>
+        <m:r>
+          <m:t>1.49</m:t>
+        </m:r>
+      </m:oMath>
+      <w:r>
+        <w:t xml:space="preserve"> </w:t>
+      </w:r>
+      <w:r>
+        <w:t xml:space="preserve">(</w:t>
+      </w:r>
+      <m:oMath>
+        <m:r>
+          <m:t>d</m:t>
+        </m:r>
+        <m:r>
+          <m:t>f</m:t>
+        </m:r>
+        <m:r>
+          <m:rPr>
+            <m:sty m:val="p"/>
+          </m:rPr>
+          <m:t>=</m:t>
+        </m:r>
+        <m:r>
+          <m:t>3</m:t>
+        </m:r>
+      </m:oMath>
+      <w:r>
+        <w:t xml:space="preserve">,</w:t>
+      </w:r>
+      <w:r>
+        <w:t xml:space="preserve"> </w:t>
+      </w:r>
+      <m:oMath>
+        <m:r>
+          <m:t>p</m:t>
+        </m:r>
+        <m:r>
+          <m:rPr>
+            <m:sty m:val="p"/>
+          </m:rPr>
+          <m:t>=</m:t>
+        </m:r>
+        <m:r>
+          <m:t>.68</m:t>
+        </m:r>
+      </m:oMath>
+      <w:r>
+        <w:t xml:space="preserve">), không có ý nghĩa. Không có moderation thể chế trực tiếp robust ở cấp literature; tính ngữ cảnh thể chế chỉ bộc lộ ở cấp doanh nghiệp qua tương tác có điều kiện (CDCM). Cần thêm studies ở Frontier và SIDS để adjudicate propositions E1a/E1b.</w:t>
       </w:r>
     </w:p>
     <w:bookmarkEnd w:id="52"/>
@@ -14514,7 +14647,7 @@
         <w:t xml:space="preserve"> </w:t>
       </w:r>
       <w:r>
-        <w:t xml:space="preserve">- Cải thiện institutional quality vẫn là yếu tố quan trọng (kiểm định ICRV omnibus có ý nghĩa, p=.002)</w:t>
+        <w:t xml:space="preserve">- Cải thiện institutional quality vẫn quan trọng, song bằng chứng meta cấp literature về moderation thể chế trực tiếp là yếu (ICRV omnibus không bền vững khi bỏ ô Frontier, Q_M=1.49, p=.68); tác động thể chế bộc lộ rõ hơn ở cấp doanh nghiệp qua tương tác có điều kiện (CDCM)</w:t>
       </w:r>
       <w:r>
         <w:t xml:space="preserve"> </w:t>
@@ -14735,7 +14868,7 @@
           <m:t>=</m:t>
         </m:r>
         <m:r>
-          <m:t>62.4</m:t>
+          <m:t>87.8</m:t>
         </m:r>
         <m:r>
           <m:rPr>
@@ -14748,7 +14881,7 @@
         <w:t xml:space="preserve"> </w:t>
       </w:r>
       <w:r>
-        <w:t xml:space="preserve">chủ yếu nằm ở within-study variance (Level 2, 54.1%) hơn là between-study (Level 3, 8.4%), xác nhận rằng</w:t>
+        <w:t xml:space="preserve">chủ yếu nằm ở within-study variance (Level 2, 76.1%) hơn là between-study (Level 3, 11.8%), xác nhận rằng</w:t>
       </w:r>
       <w:r>
         <w:t xml:space="preserve"> </w:t>
@@ -14772,7 +14905,7 @@
         <w:pStyle w:val="BodyText"/>
       </w:pPr>
       <w:r>
-        <w:t xml:space="preserve">Về lý thuyết, kết quả thực tế từ MARA (k=238, K=288) cho thấy: kiểm định omnibus ICRV (Hm2) CÓ ý nghĩa (Q_M=17.35, p=.002) — các regime thể chế khác biệt — nhưng gradient đơn điệu E1a/E1b không được xác nhận do FR anomaly (k=3) chi phối; Hm3 (cDAI amplification) không được ủng hộ (Q_M=1.23, p=.541); Hm4 (DPL evolution) không được ủng hộ (Q_M=0.56, p=.755).</w:t>
+        <w:t xml:space="preserve">Về lý thuyết, kết quả thực tế từ MARA (k=238, K=288) cho thấy: kiểm định omnibus ICRV (Hm2) CÓ ý nghĩa trên toàn mẫu (Q_M=17.35, p=.002) nhưng KHÔNG bền vững — bỏ ô Frontier (k=3) thì về không có ý nghĩa (Q_M=1.49, p=.68) — nên moderation thể chế trực tiếp không được xác nhận robust và gradient đơn điệu E1a/E1b cũng không; Hm3 (cDAI amplification) không được ủng hộ (Q_M=1.23, p=.541); Hm4 (DPL evolution) không được ủng hộ (Q_M=0.56, p=.755).</w:t>
       </w:r>
       <w:r>
         <w:t xml:space="preserve"> </w:t>
@@ -14973,7 +15106,46 @@
         <w:t xml:space="preserve"> </w:t>
       </w:r>
       <w:r>
-        <w:t xml:space="preserve">theo nguyên tắc không điền số liệu chưa được xác nhận. Các thông tin đã xác nhận gồm: WoS arm n = 2,180; WoS after dedup n = 2,179; L1 advanced n = 782; L1 excluded n = 1,397; L2 Y/title-eligible n = 565 (345+135+30+25+15+4+8+0+3); active extraction worklist v9 n = 535 (R8 WebSearch pass 19/05/2026: 3Y+7N resolved từ 10 UNSURE còn lại — tất cả UNSURE đã được giải quyết, còn 0); coded baseline + S0129: k = 238, K = 288, N = 258,557. Những phần còn pending được ghi đúng bản chất: Scopus, OpenAlex/supplementary databases, và full-text extraction cho worklist mở rộng.</w:t>
+        <w:t xml:space="preserve">theo nguyên tắc: số liệu chưa được xác nhận thì giữ ở dạng</w:t>
+      </w:r>
+      <w:r>
+        <w:t xml:space="preserve"> </w:t>
+      </w:r>
+      <w:r>
+        <w:rPr>
+          <w:rStyle w:val="VerbatimChar"/>
+        </w:rPr>
+        <w:t xml:space="preserve">[TBD]</w:t>
+      </w:r>
+      <w:r>
+        <w:t xml:space="preserve">; tuyệt đối không trình bày số chưa xác nhận như kết quả thật. Phần độ tin cậy liên mã hóa viên (Cohen’s</w:t>
+      </w:r>
+      <w:r>
+        <w:t xml:space="preserve"> </w:t>
+      </w:r>
+      <m:oMath>
+        <m:r>
+          <m:t>κ</m:t>
+        </m:r>
+      </m:oMath>
+      <w:r>
+        <w:t xml:space="preserve">) đã được</w:t>
+      </w:r>
+      <w:r>
+        <w:t xml:space="preserve"> </w:t>
+      </w:r>
+      <w:r>
+        <w:rPr>
+          <w:bCs/>
+          <w:b/>
+        </w:rPr>
+        <w:t xml:space="preserve">gỡ bỏ</w:t>
+      </w:r>
+      <w:r>
+        <w:t xml:space="preserve"> </w:t>
+      </w:r>
+      <w:r>
+        <w:t xml:space="preserve">vì nghiên cứu do một coder thực hiện (κ đòi hỏi hai coder độc lập); thay vào đó báo cáo quy trình double-entry và nêu hạn chế single-coder minh bạch (xem §3.3.2 EN / §3.7 VI). Các thông tin đã xác nhận gồm: WoS arm n = 2,180; WoS after dedup n = 2,179; L1 advanced n = 782; L1 excluded n = 1,397; L2 Y/title-eligible n = 565 (345+135+30+25+15+4+8+0+3); active extraction worklist v9 n = 535 (R8 WebSearch pass 19/05/2026: 3Y+7N resolved từ 10 UNSURE còn lại — tất cả UNSURE đã được giải quyết, còn 0); coded baseline + S0129: k = 238, K = 288, N = 258,557. Những phần còn pending được ghi đúng bản chất: Scopus, OpenAlex/supplementary databases, và full-text extraction cho worklist mở rộng.</w:t>
       </w:r>
     </w:p>
     <w:p>
@@ -17988,7 +18160,7 @@
     <w:bookmarkEnd w:id="63"/>
     <w:sectPr>
       <w:pgSz w:h="16838" w:w="11906"/>
-      <w:pgMar w:bottom="1417" w:left="1417" w:right="1417" w:top="1417"/>
+      <w:pgMar w:bottom="1134" w:left="1701" w:right="1134" w:top="1134"/>
     </w:sectPr>
   </w:body>
 </w:document>
@@ -18410,13 +18582,13 @@
     <w:name w:val="Normal"/>
     <w:qFormat/>
     <w:pPr>
-      <w:spacing w:line="276" w:lineRule="auto"/>
+      <w:spacing w:line="288" w:lineRule="auto"/>
       <w:jc w:val="both"/>
     </w:pPr>
     <w:rPr>
       <w:rFonts w:ascii="Times New Roman" w:eastAsia="Times New Roman" w:hAnsi="Times New Roman"/>
       <w:color w:val="000000"/>
-      <w:sz w:val="24"/>
+      <w:sz w:val="26"/>
     </w:rPr>
   </w:style>
   <w:style w:styleId="BodyText" w:type="paragraph">
@@ -18424,14 +18596,14 @@
     <w:basedOn w:val="Normal"/>
     <w:link w:val="BodyTextChar"/>
     <w:pPr>
-      <w:spacing w:after="180" w:before="180" w:line="276" w:lineRule="auto"/>
+      <w:spacing w:after="180" w:before="180" w:line="288" w:lineRule="auto"/>
       <w:jc w:val="both"/>
     </w:pPr>
     <w:qFormat/>
     <w:rPr>
       <w:rFonts w:ascii="Times New Roman" w:eastAsia="Times New Roman" w:hAnsi="Times New Roman"/>
       <w:color w:val="000000"/>
-      <w:sz w:val="24"/>
+      <w:sz w:val="26"/>
     </w:rPr>
   </w:style>
   <w:style w:customStyle="1" w:styleId="FirstParagraph" w:type="paragraph">
@@ -18440,13 +18612,13 @@
     <w:next w:val="BodyText"/>
     <w:qFormat/>
     <w:pPr>
-      <w:spacing w:line="276" w:lineRule="auto"/>
+      <w:spacing w:line="288" w:lineRule="auto"/>
       <w:jc w:val="both"/>
     </w:pPr>
     <w:rPr>
       <w:rFonts w:ascii="Times New Roman" w:eastAsia="Times New Roman" w:hAnsi="Times New Roman"/>
       <w:color w:val="000000"/>
-      <w:sz w:val="24"/>
+      <w:sz w:val="26"/>
     </w:rPr>
   </w:style>
   <w:style w:customStyle="1" w:styleId="Compact" w:type="paragraph">
@@ -18454,13 +18626,13 @@
     <w:basedOn w:val="BodyText"/>
     <w:qFormat/>
     <w:pPr>
-      <w:spacing w:after="36" w:before="36" w:line="276" w:lineRule="auto"/>
+      <w:spacing w:after="36" w:before="36" w:line="288" w:lineRule="auto"/>
       <w:jc w:val="both"/>
     </w:pPr>
     <w:rPr>
       <w:rFonts w:ascii="Times New Roman" w:eastAsia="Times New Roman" w:hAnsi="Times New Roman"/>
       <w:color w:val="000000"/>
-      <w:sz w:val="24"/>
+      <w:sz w:val="26"/>
     </w:rPr>
   </w:style>
   <w:style w:styleId="Title" w:type="paragraph">
@@ -18471,7 +18643,7 @@
     <w:pPr>
       <w:keepNext/>
       <w:keepLines/>
-      <w:spacing w:after="240" w:before="480" w:line="276" w:lineRule="auto"/>
+      <w:spacing w:after="240" w:before="480" w:line="288" w:lineRule="auto"/>
       <w:jc w:val="both"/>
     </w:pPr>
     <w:rPr>
@@ -18479,7 +18651,7 @@
       <w:b/>
       <w:bCs/>
       <w:color w:val="000000"/>
-      <w:sz w:val="24"/>
+      <w:sz w:val="26"/>
       <w:szCs w:val="36"/>
     </w:rPr>
   </w:style>
@@ -18491,13 +18663,13 @@
     <w:pPr>
       <w:keepNext/>
       <w:keepLines/>
-      <w:spacing w:after="240" w:before="240" w:line="276" w:lineRule="auto"/>
+      <w:spacing w:after="240" w:before="240" w:line="288" w:lineRule="auto"/>
       <w:jc w:val="both"/>
     </w:pPr>
     <w:rPr>
       <w:rFonts w:ascii="Times New Roman" w:eastAsia="Times New Roman" w:hAnsi="Times New Roman"/>
       <w:color w:val="000000"/>
-      <w:sz w:val="24"/>
+      <w:sz w:val="26"/>
       <w:szCs w:val="30"/>
     </w:rPr>
   </w:style>
@@ -18508,13 +18680,13 @@
     <w:pPr>
       <w:keepNext/>
       <w:keepLines/>
-      <w:spacing w:line="276" w:lineRule="auto"/>
+      <w:spacing w:line="288" w:lineRule="auto"/>
       <w:jc w:val="both"/>
     </w:pPr>
     <w:rPr>
       <w:rFonts w:ascii="Times New Roman" w:eastAsia="Times New Roman" w:hAnsi="Times New Roman"/>
       <w:color w:val="000000"/>
-      <w:sz w:val="24"/>
+      <w:sz w:val="26"/>
     </w:rPr>
   </w:style>
   <w:style w:styleId="Date" w:type="paragraph">
@@ -18524,13 +18696,13 @@
     <w:pPr>
       <w:keepNext/>
       <w:keepLines/>
-      <w:spacing w:line="276" w:lineRule="auto"/>
+      <w:spacing w:line="288" w:lineRule="auto"/>
       <w:jc w:val="both"/>
     </w:pPr>
     <w:rPr>
       <w:rFonts w:ascii="Times New Roman" w:eastAsia="Times New Roman" w:hAnsi="Times New Roman"/>
       <w:color w:val="000000"/>
-      <w:sz w:val="24"/>
+      <w:sz w:val="26"/>
     </w:rPr>
   </w:style>
   <w:style w:customStyle="1" w:styleId="AbstractTitle" w:type="paragraph">
@@ -18542,11 +18714,11 @@
       <w:keepNext/>
       <w:keepLines/>
       <w:jc w:val="both"/>
-      <w:spacing w:after="0" w:before="300" w:line="276" w:lineRule="auto"/>
+      <w:spacing w:after="0" w:before="300" w:line="288" w:lineRule="auto"/>
     </w:pPr>
     <w:rPr>
       <w:color w:val="000000"/>
-      <w:sz w:val="24"/>
+      <w:sz w:val="26"/>
       <w:szCs w:val="20"/>
       <w:rFonts w:ascii="Times New Roman" w:eastAsia="Times New Roman" w:hAnsi="Times New Roman"/>
       <w:b/>
@@ -18560,13 +18732,13 @@
     <w:pPr>
       <w:keepNext/>
       <w:keepLines/>
-      <w:spacing w:after="300" w:before="100" w:line="276" w:lineRule="auto"/>
+      <w:spacing w:after="300" w:before="100" w:line="288" w:lineRule="auto"/>
       <w:jc w:val="both"/>
     </w:pPr>
     <w:rPr>
       <w:rFonts w:ascii="Times New Roman" w:eastAsia="Times New Roman" w:hAnsi="Times New Roman"/>
       <w:color w:val="000000"/>
-      <w:sz w:val="24"/>
+      <w:sz w:val="26"/>
       <w:szCs w:val="20"/>
     </w:rPr>
   </w:style>
@@ -18576,13 +18748,13 @@
     <w:next w:val="Bibliography"/>
     <w:qFormat/>
     <w:pPr>
-      <w:spacing w:line="276" w:lineRule="auto"/>
+      <w:spacing w:line="288" w:lineRule="auto"/>
       <w:jc w:val="both"/>
     </w:pPr>
     <w:rPr>
       <w:rFonts w:ascii="Times New Roman" w:eastAsia="Times New Roman" w:hAnsi="Times New Roman"/>
       <w:color w:val="000000"/>
-      <w:sz w:val="24"/>
+      <w:sz w:val="26"/>
     </w:rPr>
   </w:style>
   <w:style w:styleId="Heading1" w:type="paragraph">
@@ -18594,7 +18766,7 @@
     <w:pPr>
       <w:keepNext/>
       <w:keepLines/>
-      <w:spacing w:after="0" w:before="480" w:line="276" w:lineRule="auto"/>
+      <w:spacing w:after="0" w:before="480" w:line="288" w:lineRule="auto"/>
       <w:jc w:val="both"/>
       <w:outlineLvl w:val="0"/>
     </w:pPr>
@@ -18603,7 +18775,7 @@
       <w:b/>
       <w:bCs/>
       <w:color w:val="000000"/>
-      <w:sz w:val="24"/>
+      <w:sz w:val="26"/>
       <w:szCs w:val="32"/>
     </w:rPr>
   </w:style>
@@ -18617,7 +18789,7 @@
     <w:pPr>
       <w:keepNext/>
       <w:keepLines/>
-      <w:spacing w:after="0" w:before="200" w:line="276" w:lineRule="auto"/>
+      <w:spacing w:after="0" w:before="200" w:line="288" w:lineRule="auto"/>
       <w:jc w:val="both"/>
       <w:outlineLvl w:val="1"/>
     </w:pPr>
@@ -18626,7 +18798,7 @@
       <w:b/>
       <w:bCs/>
       <w:color w:val="000000"/>
-      <w:sz w:val="24"/>
+      <w:sz w:val="26"/>
       <w:szCs w:val="28"/>
     </w:rPr>
   </w:style>
@@ -18640,7 +18812,7 @@
     <w:pPr>
       <w:keepNext/>
       <w:keepLines/>
-      <w:spacing w:after="0" w:before="200" w:line="276" w:lineRule="auto"/>
+      <w:spacing w:after="0" w:before="200" w:line="288" w:lineRule="auto"/>
       <w:jc w:val="both"/>
       <w:outlineLvl w:val="2"/>
     </w:pPr>
@@ -18649,7 +18821,7 @@
       <w:b/>
       <w:bCs/>
       <w:color w:val="000000"/>
-      <w:sz w:val="24"/>
+      <w:sz w:val="26"/>
       <w:szCs w:val="24"/>
     </w:rPr>
   </w:style>
@@ -18663,7 +18835,7 @@
     <w:pPr>
       <w:keepNext/>
       <w:keepLines/>
-      <w:spacing w:after="0" w:before="200" w:line="276" w:lineRule="auto"/>
+      <w:spacing w:after="0" w:before="200" w:line="288" w:lineRule="auto"/>
       <w:jc w:val="both"/>
       <w:outlineLvl w:val="3"/>
     </w:pPr>
@@ -18672,7 +18844,7 @@
       <w:i/>
       <w:bCs/>
       <w:color w:val="000000"/>
-      <w:sz w:val="24"/>
+      <w:sz w:val="26"/>
       <w:szCs w:val="24"/>
     </w:rPr>
   </w:style>
@@ -18686,7 +18858,7 @@
     <w:pPr>
       <w:keepNext/>
       <w:keepLines/>
-      <w:spacing w:after="0" w:before="200" w:line="276" w:lineRule="auto"/>
+      <w:spacing w:after="0" w:before="200" w:line="288" w:lineRule="auto"/>
       <w:jc w:val="both"/>
       <w:outlineLvl w:val="4"/>
     </w:pPr>
@@ -18694,7 +18866,7 @@
       <w:rFonts w:ascii="Times New Roman" w:asciiTheme="majorHAnsi" w:cstheme="majorBidi" w:eastAsia="Times New Roman" w:eastAsiaTheme="majorEastAsia" w:hAnsi="Times New Roman" w:hAnsiTheme="majorHAnsi"/>
       <w:iCs/>
       <w:color w:val="000000"/>
-      <w:sz w:val="24"/>
+      <w:sz w:val="26"/>
       <w:szCs w:val="24"/>
     </w:rPr>
   </w:style>
@@ -18708,14 +18880,14 @@
     <w:pPr>
       <w:keepNext/>
       <w:keepLines/>
-      <w:spacing w:after="0" w:before="200" w:line="276" w:lineRule="auto"/>
+      <w:spacing w:after="0" w:before="200" w:line="288" w:lineRule="auto"/>
       <w:jc w:val="both"/>
       <w:outlineLvl w:val="5"/>
     </w:pPr>
     <w:rPr>
       <w:rFonts w:ascii="Times New Roman" w:asciiTheme="majorHAnsi" w:cstheme="majorBidi" w:eastAsia="Times New Roman" w:eastAsiaTheme="majorEastAsia" w:hAnsi="Times New Roman" w:hAnsiTheme="majorHAnsi"/>
       <w:color w:val="000000"/>
-      <w:sz w:val="24"/>
+      <w:sz w:val="26"/>
       <w:szCs w:val="24"/>
     </w:rPr>
   </w:style>
@@ -18729,14 +18901,14 @@
     <w:pPr>
       <w:keepNext/>
       <w:keepLines/>
-      <w:spacing w:after="0" w:before="200" w:line="276" w:lineRule="auto"/>
+      <w:spacing w:after="0" w:before="200" w:line="288" w:lineRule="auto"/>
       <w:jc w:val="both"/>
       <w:outlineLvl w:val="6"/>
     </w:pPr>
     <w:rPr>
       <w:rFonts w:ascii="Times New Roman" w:asciiTheme="majorHAnsi" w:cstheme="majorBidi" w:eastAsia="Times New Roman" w:eastAsiaTheme="majorEastAsia" w:hAnsi="Times New Roman" w:hAnsiTheme="majorHAnsi"/>
       <w:color w:val="000000"/>
-      <w:sz w:val="24"/>
+      <w:sz w:val="26"/>
       <w:szCs w:val="24"/>
     </w:rPr>
   </w:style>
@@ -18750,14 +18922,14 @@
     <w:pPr>
       <w:keepNext/>
       <w:keepLines/>
-      <w:spacing w:after="0" w:before="200" w:line="276" w:lineRule="auto"/>
+      <w:spacing w:after="0" w:before="200" w:line="288" w:lineRule="auto"/>
       <w:jc w:val="both"/>
       <w:outlineLvl w:val="7"/>
     </w:pPr>
     <w:rPr>
       <w:rFonts w:ascii="Times New Roman" w:asciiTheme="majorHAnsi" w:cstheme="majorBidi" w:eastAsia="Times New Roman" w:eastAsiaTheme="majorEastAsia" w:hAnsi="Times New Roman" w:hAnsiTheme="majorHAnsi"/>
       <w:color w:val="000000"/>
-      <w:sz w:val="24"/>
+      <w:sz w:val="26"/>
       <w:szCs w:val="24"/>
     </w:rPr>
   </w:style>
@@ -18771,14 +18943,14 @@
     <w:pPr>
       <w:keepNext/>
       <w:keepLines/>
-      <w:spacing w:after="0" w:before="200" w:line="276" w:lineRule="auto"/>
+      <w:spacing w:after="0" w:before="200" w:line="288" w:lineRule="auto"/>
       <w:jc w:val="both"/>
       <w:outlineLvl w:val="8"/>
     </w:pPr>
     <w:rPr>
       <w:rFonts w:ascii="Times New Roman" w:asciiTheme="majorHAnsi" w:cstheme="majorBidi" w:eastAsia="Times New Roman" w:eastAsiaTheme="majorEastAsia" w:hAnsi="Times New Roman" w:hAnsiTheme="majorHAnsi"/>
       <w:color w:val="000000"/>
-      <w:sz w:val="24"/>
+      <w:sz w:val="26"/>
       <w:szCs w:val="24"/>
     </w:rPr>
   </w:style>
@@ -18790,14 +18962,14 @@
     <w:unhideWhenUsed/>
     <w:qFormat/>
     <w:pPr>
-      <w:spacing w:after="100" w:before="100" w:line="276" w:lineRule="auto"/>
+      <w:spacing w:after="100" w:before="100" w:line="288" w:lineRule="auto"/>
       <w:ind w:firstLine="0" w:left="480" w:right="480"/>
       <w:jc w:val="both"/>
     </w:pPr>
     <w:rPr>
       <w:rFonts w:ascii="Times New Roman" w:eastAsia="Times New Roman" w:hAnsi="Times New Roman"/>
       <w:color w:val="000000"/>
-      <w:sz w:val="24"/>
+      <w:sz w:val="26"/>
     </w:rPr>
   </w:style>
   <w:style w:styleId="FootnoteText" w:type="paragraph">
@@ -18808,13 +18980,13 @@
     <w:unhideWhenUsed/>
     <w:qFormat/>
     <w:pPr>
-      <w:spacing w:line="276" w:lineRule="auto"/>
+      <w:spacing w:line="288" w:lineRule="auto"/>
       <w:jc w:val="both"/>
     </w:pPr>
     <w:rPr>
       <w:rFonts w:ascii="Times New Roman" w:eastAsia="Times New Roman" w:hAnsi="Times New Roman"/>
       <w:color w:val="000000"/>
-      <w:sz w:val="24"/>
+      <w:sz w:val="26"/>
     </w:rPr>
   </w:style>
   <w:style w:default="1" w:styleId="DefaultParagraphFont" w:type="character">
@@ -18824,7 +18996,7 @@
     <w:rPr>
       <w:rFonts w:ascii="Times New Roman" w:eastAsia="Times New Roman" w:hAnsi="Times New Roman"/>
       <w:color w:val="000000"/>
-      <w:sz w:val="24"/>
+      <w:sz w:val="26"/>
     </w:rPr>
   </w:style>
   <w:style w:default="1" w:styleId="Table" w:type="table">
@@ -18834,13 +19006,13 @@
     <w:unhideWhenUsed/>
     <w:qFormat/>
     <w:pPr>
-      <w:spacing w:line="276" w:lineRule="auto"/>
+      <w:spacing w:line="288" w:lineRule="auto"/>
       <w:jc w:val="both"/>
     </w:pPr>
     <w:rPr>
       <w:rFonts w:ascii="Times New Roman" w:eastAsia="Times New Roman" w:hAnsi="Times New Roman"/>
       <w:color w:val="000000"/>
-      <w:sz w:val="24"/>
+      <w:sz w:val="26"/>
     </w:rPr>
     <w:tblPr>
       <w:tblInd w:type="dxa" w:w="0"/>
@@ -18874,27 +19046,27 @@
     <w:pPr>
       <w:keepNext/>
       <w:keepLines/>
-      <w:spacing w:after="0" w:line="276" w:lineRule="auto"/>
+      <w:spacing w:after="0" w:line="288" w:lineRule="auto"/>
       <w:jc w:val="both"/>
     </w:pPr>
     <w:rPr>
       <w:rFonts w:ascii="Times New Roman" w:eastAsia="Times New Roman" w:hAnsi="Times New Roman"/>
       <w:b/>
       <w:color w:val="000000"/>
-      <w:sz w:val="24"/>
+      <w:sz w:val="26"/>
     </w:rPr>
   </w:style>
   <w:style w:customStyle="1" w:styleId="Definition" w:type="paragraph">
     <w:name w:val="Definition"/>
     <w:basedOn w:val="Normal"/>
     <w:pPr>
-      <w:spacing w:line="276" w:lineRule="auto"/>
+      <w:spacing w:line="288" w:lineRule="auto"/>
       <w:jc w:val="both"/>
     </w:pPr>
     <w:rPr>
       <w:rFonts w:ascii="Times New Roman" w:eastAsia="Times New Roman" w:hAnsi="Times New Roman"/>
       <w:color w:val="000000"/>
-      <w:sz w:val="24"/>
+      <w:sz w:val="26"/>
     </w:rPr>
   </w:style>
   <w:style w:styleId="Caption" w:type="paragraph">
@@ -18902,14 +19074,14 @@
     <w:basedOn w:val="Normal"/>
     <w:link w:val="BodyTextChar"/>
     <w:pPr>
-      <w:spacing w:after="120" w:before="0" w:line="276" w:lineRule="auto"/>
+      <w:spacing w:after="120" w:before="0" w:line="288" w:lineRule="auto"/>
       <w:jc w:val="both"/>
     </w:pPr>
     <w:rPr>
       <w:rFonts w:ascii="Times New Roman" w:eastAsia="Times New Roman" w:hAnsi="Times New Roman"/>
       <w:i/>
       <w:color w:val="000000"/>
-      <w:sz w:val="24"/>
+      <w:sz w:val="26"/>
     </w:rPr>
   </w:style>
   <w:style w:customStyle="1" w:styleId="TableCaption" w:type="paragraph">
@@ -18917,39 +19089,39 @@
     <w:basedOn w:val="Caption"/>
     <w:pPr>
       <w:keepNext/>
-      <w:spacing w:line="276" w:lineRule="auto"/>
+      <w:spacing w:line="288" w:lineRule="auto"/>
       <w:jc w:val="both"/>
     </w:pPr>
     <w:rPr>
       <w:rFonts w:ascii="Times New Roman" w:eastAsia="Times New Roman" w:hAnsi="Times New Roman"/>
       <w:color w:val="000000"/>
-      <w:sz w:val="24"/>
+      <w:sz w:val="26"/>
     </w:rPr>
   </w:style>
   <w:style w:customStyle="1" w:styleId="ImageCaption" w:type="paragraph">
     <w:name w:val="Image Caption"/>
     <w:basedOn w:val="Caption"/>
     <w:pPr>
-      <w:spacing w:line="276" w:lineRule="auto"/>
+      <w:spacing w:line="288" w:lineRule="auto"/>
       <w:jc w:val="both"/>
     </w:pPr>
     <w:rPr>
       <w:rFonts w:ascii="Times New Roman" w:eastAsia="Times New Roman" w:hAnsi="Times New Roman"/>
       <w:color w:val="000000"/>
-      <w:sz w:val="24"/>
+      <w:sz w:val="26"/>
     </w:rPr>
   </w:style>
   <w:style w:customStyle="1" w:styleId="Figure" w:type="paragraph">
     <w:name w:val="Figure"/>
     <w:basedOn w:val="Normal"/>
     <w:pPr>
-      <w:spacing w:line="276" w:lineRule="auto"/>
+      <w:spacing w:line="288" w:lineRule="auto"/>
       <w:jc w:val="both"/>
     </w:pPr>
     <w:rPr>
       <w:rFonts w:ascii="Times New Roman" w:eastAsia="Times New Roman" w:hAnsi="Times New Roman"/>
       <w:color w:val="000000"/>
-      <w:sz w:val="24"/>
+      <w:sz w:val="26"/>
     </w:rPr>
   </w:style>
   <w:style w:customStyle="1" w:styleId="CaptionedFigure" w:type="paragraph">
@@ -18957,13 +19129,13 @@
     <w:basedOn w:val="Figure"/>
     <w:pPr>
       <w:keepNext/>
-      <w:spacing w:line="276" w:lineRule="auto"/>
+      <w:spacing w:line="288" w:lineRule="auto"/>
       <w:jc w:val="both"/>
     </w:pPr>
     <w:rPr>
       <w:rFonts w:ascii="Times New Roman" w:eastAsia="Times New Roman" w:hAnsi="Times New Roman"/>
       <w:color w:val="000000"/>
-      <w:sz w:val="24"/>
+      <w:sz w:val="26"/>
     </w:rPr>
   </w:style>
   <w:style w:customStyle="1" w:styleId="BodyTextChar" w:type="character">
@@ -18973,7 +19145,7 @@
     <w:rPr>
       <w:rFonts w:ascii="Times New Roman" w:eastAsia="Times New Roman" w:hAnsi="Times New Roman"/>
       <w:color w:val="000000"/>
-      <w:sz w:val="24"/>
+      <w:sz w:val="26"/>
     </w:rPr>
   </w:style>
   <w:style w:customStyle="1" w:styleId="VerbatimChar" w:type="character">
@@ -18982,7 +19154,7 @@
     <w:rPr>
       <w:rFonts w:ascii="Times New Roman" w:eastAsia="Times New Roman" w:hAnsi="Times New Roman"/>
       <w:color w:val="000000"/>
-      <w:sz w:val="24"/>
+      <w:sz w:val="26"/>
     </w:rPr>
   </w:style>
   <w:style w:customStyle="1" w:styleId="SectionNumber" w:type="character">
@@ -18991,7 +19163,7 @@
     <w:rPr>
       <w:rFonts w:ascii="Times New Roman" w:eastAsia="Times New Roman" w:hAnsi="Times New Roman"/>
       <w:color w:val="000000"/>
-      <w:sz w:val="24"/>
+      <w:sz w:val="26"/>
     </w:rPr>
   </w:style>
   <w:style w:styleId="FootnoteReference" w:type="character">
@@ -19000,7 +19172,7 @@
     <w:rPr>
       <w:rFonts w:ascii="Times New Roman" w:eastAsia="Times New Roman" w:hAnsi="Times New Roman"/>
       <w:color w:val="000000"/>
-      <w:sz w:val="24"/>
+      <w:sz w:val="26"/>
       <w:vertAlign w:val="superscript"/>
     </w:rPr>
   </w:style>
@@ -19010,7 +19182,7 @@
     <w:rPr>
       <w:rFonts w:ascii="Times New Roman" w:eastAsia="Times New Roman" w:hAnsi="Times New Roman"/>
       <w:color w:val="000000"/>
-      <w:sz w:val="24"/>
+      <w:sz w:val="26"/>
     </w:rPr>
   </w:style>
   <w:style w:styleId="TOCHeading" w:type="paragraph">
@@ -19021,7 +19193,7 @@
     <w:unhideWhenUsed/>
     <w:qFormat/>
     <w:pPr>
-      <w:spacing w:before="240" w:line="276" w:lineRule="auto"/>
+      <w:spacing w:before="240" w:line="288" w:lineRule="auto"/>
       <w:jc w:val="both"/>
       <w:outlineLvl w:val="9"/>
     </w:pPr>
@@ -19030,7 +19202,7 @@
       <w:b w:val="0"/>
       <w:bCs w:val="0"/>
       <w:color w:val="000000"/>
-      <w:sz w:val="24"/>
+      <w:sz w:val="26"/>
     </w:rPr>
   </w:style>
   <w:style w:type="paragraph" w:customStyle="1" w:styleId="SourceCode">
